--- a/testakten/sanierungsgewinn-starug-plan-windenergie-pellbach-2026/04_banken-konsortium_verzichts-und-des-vereinbarung.docx
+++ b/testakten/sanierungsgewinn-starug-plan-windenergie-pellbach-2026/04_banken-konsortium_verzichts-und-des-vereinbarung.docx
@@ -5,10 +5,13 @@
     <w:p>
       <w:pPr>
         <w:pStyle w:val="Heading1"/>
+        <w:spacing w:after="160" w:line="259" w:lineRule="auto"/>
       </w:pPr>
       <w:r>
         <w:rPr>
           <w:rFonts w:ascii="Times New Roman" w:hAnsi="Times New Roman"/>
+          <w:b/>
+          <w:sz w:val="28"/>
         </w:rPr>
         <w:t>04 Banken-Konsortium — Verzichts- und DES-Vereinbarung</w:t>
       </w:r>
@@ -16,21 +19,27 @@
     <w:p>
       <w:pPr>
         <w:pStyle w:val="Heading2"/>
+        <w:spacing w:before="120" w:after="60" w:line="259" w:lineRule="auto"/>
       </w:pPr>
       <w:r>
         <w:rPr>
           <w:rFonts w:ascii="Times New Roman" w:hAnsi="Times New Roman"/>
+          <w:b/>
+          <w:sz w:val="22"/>
         </w:rPr>
         <w:t>A. Vereinbarung zwischen Banken-Konsortium und Pellbach Windenergie GmbH</w:t>
       </w:r>
     </w:p>
     <w:p>
       <w:pPr>
+        <w:spacing w:before="120" w:after="60" w:line="259" w:lineRule="auto"/>
         <w:jc w:val="left"/>
       </w:pPr>
       <w:r>
         <w:rPr>
+          <w:rFonts w:ascii="Times New Roman" w:hAnsi="Times New Roman"/>
           <w:b/>
+          <w:sz w:val="22"/>
         </w:rPr>
         <w:t>Parteien:</w:t>
       </w:r>
@@ -38,22 +47,35 @@
     <w:p>
       <w:pPr>
         <w:pStyle w:val="ListNumber"/>
+        <w:spacing w:before="120" w:after="60" w:line="259" w:lineRule="auto"/>
       </w:pPr>
       <w:r>
+        <w:rPr>
+          <w:rFonts w:ascii="Times New Roman" w:hAnsi="Times New Roman"/>
+          <w:b/>
+          <w:sz w:val="22"/>
+        </w:rPr>
         <w:t>NordKurland Bank AG, Hardenbergstrasse 8, 10623 Berlin (Konsortialführerin)</w:t>
       </w:r>
     </w:p>
     <w:p>
       <w:pPr>
         <w:pStyle w:val="ListNumber"/>
+        <w:spacing w:before="120" w:after="60" w:line="259" w:lineRule="auto"/>
       </w:pPr>
       <w:r>
+        <w:rPr>
+          <w:rFonts w:ascii="Times New Roman" w:hAnsi="Times New Roman"/>
+          <w:b/>
+          <w:sz w:val="22"/>
+        </w:rPr>
         <w:t>Commerzbank AG, Vereinsbankstrasse 18, 14467 Potsdam (im Konsortium)</w:t>
       </w:r>
     </w:p>
     <w:p>
       <w:pPr>
         <w:pStyle w:val="ListNumber"/>
+        <w:spacing w:line="259" w:lineRule="auto" w:after="60"/>
       </w:pPr>
       <w:r>
         <w:t>Investitionsbank des Landes Brandenburg (ILB), Steinstrasse 104, 14480 Potsdam (im Konsortium)</w:t>
@@ -62,18 +84,27 @@
     <w:p>
       <w:pPr>
         <w:pStyle w:val="ListNumber"/>
+        <w:spacing w:before="120" w:after="60" w:line="259" w:lineRule="auto"/>
       </w:pPr>
       <w:r>
+        <w:rPr>
+          <w:rFonts w:ascii="Times New Roman" w:hAnsi="Times New Roman"/>
+          <w:b/>
+          <w:sz w:val="22"/>
+        </w:rPr>
         <w:t>Pellbach Windenergie GmbH, Pueckler-Allee 12, 03048 Cottbus (Schuldnerin)</w:t>
       </w:r>
     </w:p>
     <w:p>
       <w:pPr>
+        <w:spacing w:before="120" w:after="60" w:line="259" w:lineRule="auto"/>
         <w:jc w:val="left"/>
       </w:pPr>
       <w:r>
         <w:rPr>
+          <w:rFonts w:ascii="Times New Roman" w:hAnsi="Times New Roman"/>
           <w:b/>
+          <w:sz w:val="22"/>
         </w:rPr>
         <w:t>Beraterinnen:</w:t>
       </w:r>
@@ -81,6 +112,7 @@
     <w:p>
       <w:pPr>
         <w:pStyle w:val="ListBullet"/>
+        <w:spacing w:line="259" w:lineRule="auto" w:after="60"/>
       </w:pPr>
       <w:r>
         <w:t>Reinkeller Sanierungsrecht, Berlin (für Schuldnerin)</w:t>
@@ -89,6 +121,7 @@
     <w:p>
       <w:pPr>
         <w:pStyle w:val="ListBullet"/>
+        <w:spacing w:line="259" w:lineRule="auto" w:after="60"/>
       </w:pPr>
       <w:r>
         <w:t>Wammeshübel Zwirnknäuel &amp; Sozien (für NordKurland Bank AG, Konsortialführerin)</w:t>
@@ -97,6 +130,7 @@
     <w:p>
       <w:pPr>
         <w:pStyle w:val="ListBullet"/>
+        <w:spacing w:line="259" w:lineRule="auto" w:after="60"/>
       </w:pPr>
       <w:r>
         <w:t>Brösel Holzapfel &amp; Partner (für Commerzbank AG)</w:t>
@@ -105,6 +139,7 @@
     <w:p>
       <w:pPr>
         <w:pStyle w:val="ListBullet"/>
+        <w:spacing w:line="259" w:lineRule="auto" w:after="60"/>
       </w:pPr>
       <w:r>
         <w:t>Inhouse-Justiziar Frau Dr. Brendt (für ILB)</w:t>
@@ -112,6 +147,7 @@
     </w:p>
     <w:p>
       <w:pPr>
+        <w:spacing w:line="259" w:lineRule="auto" w:after="60"/>
         <w:jc w:val="left"/>
       </w:pPr>
       <w:r>
@@ -127,6 +163,7 @@
     <w:p>
       <w:pPr>
         <w:pStyle w:val="Heading2"/>
+        <w:spacing w:line="259" w:lineRule="auto" w:after="60"/>
       </w:pPr>
       <w:r>
         <w:rPr>
@@ -138,6 +175,7 @@
     <w:p>
       <w:pPr>
         <w:pStyle w:val="Heading3"/>
+        <w:spacing w:line="259" w:lineRule="auto" w:after="60"/>
       </w:pPr>
       <w:r>
         <w:rPr>
@@ -148,6 +186,7 @@
     </w:p>
     <w:p>
       <w:pPr>
+        <w:spacing w:line="259" w:lineRule="auto" w:after="60"/>
         <w:ind w:left="567"/>
       </w:pPr>
       <w:r>
@@ -173,6 +212,7 @@
     <w:p>
       <w:pPr>
         <w:pStyle w:val="Heading3"/>
+        <w:spacing w:line="259" w:lineRule="auto" w:after="60"/>
       </w:pPr>
       <w:r>
         <w:rPr>
@@ -183,6 +223,7 @@
     </w:p>
     <w:p>
       <w:pPr>
+        <w:spacing w:line="259" w:lineRule="auto" w:after="60"/>
         <w:jc w:val="left"/>
       </w:pPr>
       <w:r>
@@ -356,6 +397,7 @@
     </w:tbl>
     <w:p>
       <w:pPr>
+        <w:spacing w:line="259" w:lineRule="auto" w:after="60"/>
         <w:jc w:val="left"/>
       </w:pPr>
       <w:r>
@@ -365,6 +407,7 @@
     <w:p>
       <w:pPr>
         <w:pStyle w:val="Heading3"/>
+        <w:spacing w:line="259" w:lineRule="auto" w:after="60"/>
       </w:pPr>
       <w:r>
         <w:rPr>
@@ -375,6 +418,7 @@
     </w:p>
     <w:p>
       <w:pPr>
+        <w:spacing w:line="259" w:lineRule="auto" w:after="60"/>
         <w:jc w:val="left"/>
       </w:pPr>
       <w:r>
@@ -621,6 +665,7 @@
     </w:tbl>
     <w:p>
       <w:pPr>
+        <w:spacing w:line="259" w:lineRule="auto" w:after="60"/>
         <w:jc w:val="left"/>
       </w:pPr>
       <w:r>
@@ -629,6 +674,7 @@
     </w:p>
     <w:p>
       <w:pPr>
+        <w:spacing w:line="259" w:lineRule="auto" w:after="60"/>
         <w:jc w:val="left"/>
       </w:pPr>
       <w:r>
@@ -638,6 +684,7 @@
     <w:p>
       <w:pPr>
         <w:pStyle w:val="Heading3"/>
+        <w:spacing w:line="259" w:lineRule="auto" w:after="60"/>
       </w:pPr>
       <w:r>
         <w:rPr>
@@ -648,6 +695,7 @@
     </w:p>
     <w:p>
       <w:pPr>
+        <w:spacing w:line="259" w:lineRule="auto" w:after="60"/>
         <w:jc w:val="left"/>
       </w:pPr>
       <w:r>
@@ -656,6 +704,7 @@
     </w:p>
     <w:p>
       <w:pPr>
+        <w:spacing w:line="259" w:lineRule="auto" w:after="60"/>
         <w:jc w:val="left"/>
       </w:pPr>
       <w:r>
@@ -665,6 +714,7 @@
     <w:p>
       <w:pPr>
         <w:pStyle w:val="Heading3"/>
+        <w:spacing w:line="259" w:lineRule="auto" w:after="60"/>
       </w:pPr>
       <w:r>
         <w:rPr>
@@ -675,6 +725,7 @@
     </w:p>
     <w:p>
       <w:pPr>
+        <w:spacing w:line="259" w:lineRule="auto" w:after="60"/>
         <w:jc w:val="left"/>
       </w:pPr>
       <w:r>
@@ -683,6 +734,7 @@
     </w:p>
     <w:p>
       <w:pPr>
+        <w:spacing w:line="259" w:lineRule="auto" w:after="60"/>
         <w:jc w:val="left"/>
       </w:pPr>
       <w:r>
@@ -692,6 +744,7 @@
     <w:p>
       <w:pPr>
         <w:pStyle w:val="Heading3"/>
+        <w:spacing w:line="259" w:lineRule="auto" w:after="60"/>
       </w:pPr>
       <w:r>
         <w:rPr>
@@ -702,6 +755,7 @@
     </w:p>
     <w:p>
       <w:pPr>
+        <w:spacing w:line="259" w:lineRule="auto" w:after="60"/>
         <w:jc w:val="left"/>
       </w:pPr>
       <w:r>
@@ -719,6 +773,7 @@
     </w:p>
     <w:p>
       <w:pPr>
+        <w:spacing w:line="259" w:lineRule="auto" w:after="60"/>
         <w:jc w:val="left"/>
       </w:pPr>
       <w:r>
@@ -727,6 +782,7 @@
     </w:p>
     <w:p>
       <w:pPr>
+        <w:spacing w:line="259" w:lineRule="auto" w:after="60"/>
         <w:jc w:val="left"/>
       </w:pPr>
       <w:r>
@@ -736,6 +792,7 @@
     <w:p>
       <w:pPr>
         <w:pStyle w:val="Heading3"/>
+        <w:spacing w:line="259" w:lineRule="auto" w:after="60"/>
       </w:pPr>
       <w:r>
         <w:rPr>
@@ -746,6 +803,7 @@
     </w:p>
     <w:p>
       <w:pPr>
+        <w:spacing w:line="259" w:lineRule="auto" w:after="60"/>
         <w:jc w:val="left"/>
       </w:pPr>
       <w:r>
@@ -754,6 +812,7 @@
     </w:p>
     <w:p>
       <w:pPr>
+        <w:spacing w:line="259" w:lineRule="auto" w:after="60"/>
         <w:jc w:val="left"/>
       </w:pPr>
       <w:r>
@@ -763,6 +822,7 @@
     <w:p>
       <w:pPr>
         <w:pStyle w:val="Heading3"/>
+        <w:spacing w:line="259" w:lineRule="auto" w:after="60"/>
       </w:pPr>
       <w:r>
         <w:rPr>
@@ -773,6 +833,7 @@
     </w:p>
     <w:p>
       <w:pPr>
+        <w:spacing w:line="259" w:lineRule="auto" w:after="60"/>
         <w:jc w:val="left"/>
       </w:pPr>
       <w:r>
@@ -781,6 +842,7 @@
     </w:p>
     <w:p>
       <w:pPr>
+        <w:spacing w:line="259" w:lineRule="auto" w:after="60"/>
         <w:jc w:val="left"/>
       </w:pPr>
       <w:r>
@@ -789,6 +851,7 @@
     </w:p>
     <w:p>
       <w:pPr>
+        <w:spacing w:line="259" w:lineRule="auto" w:after="60"/>
         <w:jc w:val="left"/>
       </w:pPr>
       <w:r>
@@ -798,6 +861,7 @@
     <w:p>
       <w:pPr>
         <w:pStyle w:val="Heading3"/>
+        <w:spacing w:line="259" w:lineRule="auto" w:after="60"/>
       </w:pPr>
       <w:r>
         <w:rPr>
@@ -808,6 +872,7 @@
     </w:p>
     <w:p>
       <w:pPr>
+        <w:spacing w:line="259" w:lineRule="auto" w:after="60"/>
         <w:jc w:val="left"/>
       </w:pPr>
       <w:r>
@@ -817,6 +882,7 @@
     <w:p>
       <w:pPr>
         <w:pStyle w:val="Heading2"/>
+        <w:spacing w:line="259" w:lineRule="auto" w:after="60"/>
       </w:pPr>
       <w:r>
         <w:rPr>
@@ -828,6 +894,7 @@
     <w:p>
       <w:pPr>
         <w:pStyle w:val="Heading3"/>
+        <w:spacing w:line="259" w:lineRule="auto" w:after="60"/>
       </w:pPr>
       <w:r>
         <w:rPr>
@@ -838,6 +905,7 @@
     </w:p>
     <w:p>
       <w:pPr>
+        <w:spacing w:line="259" w:lineRule="auto" w:after="60"/>
         <w:jc w:val="left"/>
       </w:pPr>
       <w:r>
@@ -846,6 +914,7 @@
     </w:p>
     <w:p>
       <w:pPr>
+        <w:spacing w:line="259" w:lineRule="auto" w:after="60"/>
         <w:jc w:val="left"/>
       </w:pPr>
       <w:r>
@@ -863,6 +932,7 @@
     </w:p>
     <w:p>
       <w:pPr>
+        <w:spacing w:line="259" w:lineRule="auto" w:after="60"/>
         <w:jc w:val="left"/>
       </w:pPr>
       <w:r>
@@ -1039,6 +1109,7 @@
     <w:p>
       <w:pPr>
         <w:pStyle w:val="Heading3"/>
+        <w:spacing w:line="259" w:lineRule="auto" w:after="60"/>
       </w:pPr>
       <w:r>
         <w:rPr>
@@ -1185,6 +1256,7 @@
     <w:p>
       <w:pPr>
         <w:pStyle w:val="Heading3"/>
+        <w:spacing w:line="259" w:lineRule="auto" w:after="60"/>
       </w:pPr>
       <w:r>
         <w:rPr>
@@ -1444,6 +1516,7 @@
     </w:tbl>
     <w:p>
       <w:pPr>
+        <w:spacing w:line="259" w:lineRule="auto" w:after="60"/>
         <w:jc w:val="left"/>
       </w:pPr>
       <w:r>
@@ -1453,6 +1526,7 @@
     <w:p>
       <w:pPr>
         <w:pStyle w:val="Heading3"/>
+        <w:spacing w:line="259" w:lineRule="auto" w:after="60"/>
       </w:pPr>
       <w:r>
         <w:rPr>
@@ -1463,6 +1537,7 @@
     </w:p>
     <w:p>
       <w:pPr>
+        <w:spacing w:line="259" w:lineRule="auto" w:after="60"/>
         <w:jc w:val="left"/>
       </w:pPr>
       <w:r>
@@ -1471,6 +1546,7 @@
     </w:p>
     <w:p>
       <w:pPr>
+        <w:spacing w:line="259" w:lineRule="auto" w:after="60"/>
         <w:jc w:val="left"/>
       </w:pPr>
       <w:r>
@@ -1480,6 +1556,7 @@
     <w:p>
       <w:pPr>
         <w:pStyle w:val="ListBullet"/>
+        <w:spacing w:line="259" w:lineRule="auto" w:after="60"/>
       </w:pPr>
       <w:r>
         <w:t>KSt-Verlustvortrag 6 Mio EUR ➜ Verbleibender KSt-Sanierungsertrag: 18,8 Mio EUR (zur Befreiung nach § 3a EStG)</w:t>
@@ -1488,6 +1565,7 @@
     <w:p>
       <w:pPr>
         <w:pStyle w:val="ListBullet"/>
+        <w:spacing w:line="259" w:lineRule="auto" w:after="60"/>
       </w:pPr>
       <w:r>
         <w:t>GewSt-Verlustvortrag 9 Mio EUR ➜ Verbleibender GewSt-Sanierungsertrag: 15,8 Mio EUR (zur Befreiung nach § 7b GewStG)</w:t>
@@ -1495,6 +1573,7 @@
     </w:p>
     <w:p>
       <w:pPr>
+        <w:spacing w:line="259" w:lineRule="auto" w:after="60"/>
         <w:jc w:val="left"/>
       </w:pPr>
       <w:r>
@@ -1502,13 +1581,58 @@
       </w:r>
     </w:p>
     <w:sectPr>
+      <w:headerReference w:type="default" r:id="rId9"/>
+      <w:footerReference w:type="default" r:id="rId10"/>
       <w:pgSz w:w="11906" w:h="16838"/>
-      <w:pgMar w:top="1417" w:right="1417" w:bottom="1417" w:left="1417" w:header="720" w:footer="720" w:gutter="0"/>
+      <w:pgMar w:top="1191" w:right="1247" w:bottom="1134" w:left="1361" w:header="720" w:footer="720" w:gutter="0"/>
       <w:cols w:space="720"/>
       <w:docGrid w:linePitch="360"/>
     </w:sectPr>
   </w:body>
 </w:document>
+</file>
+
+<file path=word/footer1.xml><?xml version="1.0" encoding="utf-8"?>
+<w:ftr xmlns:m="http://schemas.openxmlformats.org/officeDocument/2006/math" xmlns:mc="http://schemas.openxmlformats.org/markup-compatibility/2006" xmlns:mo="http://schemas.microsoft.com/office/mac/office/2008/main" xmlns:mv="urn:schemas-microsoft-com:mac:vml" xmlns:o="urn:schemas-microsoft-com:office:office" xmlns:r="http://schemas.openxmlformats.org/officeDocument/2006/relationships" xmlns:v="urn:schemas-microsoft-com:vml" xmlns:w10="urn:schemas-microsoft-com:office:word" xmlns:w14="http://schemas.microsoft.com/office/word/2010/wordml" xmlns:w="http://schemas.openxmlformats.org/wordprocessingml/2006/main" xmlns:wne="http://schemas.microsoft.com/office/word/2006/wordml" xmlns:wp14="http://schemas.microsoft.com/office/word/2010/wordprocessingDrawing" xmlns:wp="http://schemas.openxmlformats.org/drawingml/2006/wordprocessingDrawing" xmlns:wpc="http://schemas.microsoft.com/office/word/2010/wordprocessingCanvas" xmlns:wpg="http://schemas.microsoft.com/office/word/2010/wordprocessingGroup" xmlns:wpi="http://schemas.microsoft.com/office/word/2010/wordprocessingInk" xmlns:wps="http://schemas.microsoft.com/office/word/2010/wordprocessingShape" mc:Ignorable="w14 wp14">
+  <w:p>
+    <w:pPr>
+      <w:pStyle w:val="Footer"/>
+      <w:jc w:val="left"/>
+    </w:pPr>
+    <w:r/>
+    <w:r>
+      <w:rPr>
+        <w:rFonts w:ascii="Times New Roman" w:hAnsi="Times New Roman"/>
+        <w:b w:val="0"/>
+        <w:color w:val="777777"/>
+        <w:sz w:val="17"/>
+      </w:rPr>
+      <w:t>Vertraulich | Bearbeitungsstand Juli 2026 | nur zur Aktenbearbeitung</w:t>
+    </w:r>
+  </w:p>
+</w:ftr>
+</file>
+
+<file path=word/header1.xml><?xml version="1.0" encoding="utf-8"?>
+<w:hdr xmlns:m="http://schemas.openxmlformats.org/officeDocument/2006/math" xmlns:mc="http://schemas.openxmlformats.org/markup-compatibility/2006" xmlns:mo="http://schemas.microsoft.com/office/mac/office/2008/main" xmlns:mv="urn:schemas-microsoft-com:mac:vml" xmlns:o="urn:schemas-microsoft-com:office:office" xmlns:r="http://schemas.openxmlformats.org/officeDocument/2006/relationships" xmlns:v="urn:schemas-microsoft-com:vml" xmlns:w10="urn:schemas-microsoft-com:office:word" xmlns:w14="http://schemas.microsoft.com/office/word/2010/wordml" xmlns:w="http://schemas.openxmlformats.org/wordprocessingml/2006/main" xmlns:wne="http://schemas.microsoft.com/office/word/2006/wordml" xmlns:wp14="http://schemas.microsoft.com/office/word/2010/wordprocessingDrawing" xmlns:wp="http://schemas.openxmlformats.org/drawingml/2006/wordprocessingDrawing" xmlns:wpc="http://schemas.microsoft.com/office/word/2010/wordprocessingCanvas" xmlns:wpg="http://schemas.microsoft.com/office/word/2010/wordprocessingGroup" xmlns:wpi="http://schemas.microsoft.com/office/word/2010/wordprocessingInk" xmlns:wps="http://schemas.microsoft.com/office/word/2010/wordprocessingShape" mc:Ignorable="w14 wp14">
+  <w:p>
+    <w:pPr>
+      <w:pStyle w:val="Header"/>
+      <w:jc w:val="left"/>
+    </w:pPr>
+    <w:r/>
+    <w:r>
+      <w:rPr>
+        <w:rFonts w:ascii="Times New Roman" w:hAnsi="Times New Roman"/>
+        <w:b w:val="0"/>
+        <w:i w:val="0"/>
+        <w:color w:val="666666"/>
+        <w:sz w:val="17"/>
+      </w:rPr>
+      <w:t>Lindenhof und Partner mbB | Insolvenz- und Restrukturierungsakte | Bearbeitungsstand Juli 2026</w:t>
+    </w:r>
+  </w:p>
+</w:hdr>
 </file>
 
 <file path=word/numbering.xml><?xml version="1.0" encoding="utf-8"?>
@@ -2225,11 +2349,12 @@
       <w:contextualSpacing/>
     </w:pPr>
     <w:rPr>
-      <w:rFonts w:asciiTheme="majorHAnsi" w:eastAsiaTheme="majorEastAsia" w:hAnsiTheme="majorHAnsi" w:cstheme="majorBidi"/>
+      <w:rFonts w:asciiTheme="majorHAnsi" w:eastAsiaTheme="majorEastAsia" w:hAnsiTheme="majorHAnsi" w:cstheme="majorBidi" w:ascii="Times New Roman" w:hAnsi="Times New Roman"/>
+      <w:b/>
       <w:color w:val="17365D" w:themeColor="text2" w:themeShade="BF"/>
       <w:spacing w:val="5"/>
       <w:kern w:val="28"/>
-      <w:sz w:val="52"/>
+      <w:sz w:val="30"/>
       <w:szCs w:val="52"/>
     </w:rPr>
   </w:style>
